--- a/assets/docs/51-DIEU-LAN-BAI-23-KNTT-HOP-CHAT-CACBONYL-VO-GHI.docx
+++ b/assets/docs/51-DIEU-LAN-BAI-23-KNTT-HOP-CHAT-CACBONYL-VO-GHI.docx
@@ -14698,7 +14698,7 @@
           <w:rStyle w:val="Hyperlink"/>
           <w:rFonts w:cs="Times New Roman"/>
         </w:rPr>
-        <w:t>http://o2.edu.vn</w:t>
+        <w:t>https://giasu.ai.vn/</w:t>
       </w:r>
     </w:hyperlink>
     <w:bookmarkStart w:id="1" w:name="_GoBack"/>
@@ -14764,7 +14764,7 @@
           <w:rStyle w:val="Hyperlink"/>
           <w:rFonts w:cs="Times New Roman"/>
         </w:rPr>
-        <w:t>http://o2.edu.vn</w:t>
+        <w:t>https://giasu.ai.vn/</w:t>
       </w:r>
     </w:hyperlink>
   </w:p>
